--- a/gpt.docx
+++ b/gpt.docx
@@ -2720,6 +2720,2763 @@
       </w:r>
     </w:p>
     <w:p/>
+    <w:p/>
+    <w:tbl>
+      <w:tblPr>
+        <w:tblW w:w="0" w:type="auto"/>
+        <w:tblCellSpacing w:w="15" w:type="dxa"/>
+        <w:tblCellMar>
+          <w:top w:w="15" w:type="dxa"/>
+          <w:left w:w="15" w:type="dxa"/>
+          <w:bottom w:w="15" w:type="dxa"/>
+          <w:right w:w="15" w:type="dxa"/>
+        </w:tblCellMar>
+        <w:tblLook w:val="04A0" w:firstRow="1" w:lastRow="0" w:firstColumn="1" w:lastColumn="0" w:noHBand="0" w:noVBand="1"/>
+      </w:tblPr>
+      <w:tblGrid>
+        <w:gridCol w:w="1986"/>
+        <w:gridCol w:w="1586"/>
+        <w:gridCol w:w="3397"/>
+      </w:tblGrid>
+      <w:tr>
+        <w:trPr>
+          <w:tblHeader/>
+          <w:tblCellSpacing w:w="15" w:type="dxa"/>
+        </w:trPr>
+        <w:tc>
+          <w:tcPr>
+            <w:tcW w:w="0" w:type="auto"/>
+            <w:vAlign w:val="center"/>
+            <w:hideMark/>
+          </w:tcPr>
+          <w:p>
+            <w:pPr>
+              <w:rPr>
+                <w:b/>
+                <w:bCs/>
+              </w:rPr>
+            </w:pPr>
+            <w:r>
+              <w:rPr>
+                <w:b/>
+                <w:bCs/>
+              </w:rPr>
+              <w:t>参数</w:t>
+            </w:r>
+          </w:p>
+        </w:tc>
+        <w:tc>
+          <w:tcPr>
+            <w:tcW w:w="0" w:type="auto"/>
+            <w:vAlign w:val="center"/>
+            <w:hideMark/>
+          </w:tcPr>
+          <w:p>
+            <w:pPr>
+              <w:rPr>
+                <w:b/>
+                <w:bCs/>
+              </w:rPr>
+            </w:pPr>
+            <w:r>
+              <w:rPr>
+                <w:b/>
+                <w:bCs/>
+              </w:rPr>
+              <w:t>数值大</w:t>
+            </w:r>
+            <w:r>
+              <w:rPr>
+                <w:b/>
+                <w:bCs/>
+              </w:rPr>
+              <w:t xml:space="preserve"> → </w:t>
+            </w:r>
+            <w:r>
+              <w:rPr>
+                <w:b/>
+                <w:bCs/>
+              </w:rPr>
+              <w:t>牌局</w:t>
+            </w:r>
+          </w:p>
+        </w:tc>
+        <w:tc>
+          <w:tcPr>
+            <w:tcW w:w="0" w:type="auto"/>
+            <w:vAlign w:val="center"/>
+            <w:hideMark/>
+          </w:tcPr>
+          <w:p>
+            <w:pPr>
+              <w:rPr>
+                <w:b/>
+                <w:bCs/>
+              </w:rPr>
+            </w:pPr>
+            <w:r>
+              <w:rPr>
+                <w:b/>
+                <w:bCs/>
+              </w:rPr>
+              <w:t>直觉解释</w:t>
+            </w:r>
+          </w:p>
+        </w:tc>
+      </w:tr>
+      <w:tr>
+        <w:trPr>
+          <w:tblCellSpacing w:w="15" w:type="dxa"/>
+        </w:trPr>
+        <w:tc>
+          <w:tcPr>
+            <w:tcW w:w="0" w:type="auto"/>
+            <w:vAlign w:val="center"/>
+            <w:hideMark/>
+          </w:tcPr>
+          <w:p>
+            <w:r>
+              <w:rPr>
+                <w:b/>
+                <w:bCs/>
+              </w:rPr>
+              <w:t>forcedness</w:t>
+            </w:r>
+          </w:p>
+        </w:tc>
+        <w:tc>
+          <w:tcPr>
+            <w:tcW w:w="0" w:type="auto"/>
+            <w:vAlign w:val="center"/>
+            <w:hideMark/>
+          </w:tcPr>
+          <w:p>
+            <w:r>
+              <w:rPr>
+                <w:b/>
+                <w:bCs/>
+              </w:rPr>
+              <w:t>更难</w:t>
+            </w:r>
+            <w:r>
+              <w:t xml:space="preserve"> </w:t>
+            </w:r>
+            <w:r>
+              <w:rPr>
+                <w:rFonts w:ascii="Segoe UI Emoji" w:hAnsi="Segoe UI Emoji" w:cs="Segoe UI Emoji"/>
+              </w:rPr>
+              <w:t>⚠️</w:t>
+            </w:r>
+          </w:p>
+        </w:tc>
+        <w:tc>
+          <w:tcPr>
+            <w:tcW w:w="0" w:type="auto"/>
+            <w:vAlign w:val="center"/>
+            <w:hideMark/>
+          </w:tcPr>
+          <w:p>
+            <w:r>
+              <w:t>长时间被迫走，犯错空间小</w:t>
+            </w:r>
+          </w:p>
+        </w:tc>
+      </w:tr>
+      <w:tr>
+        <w:trPr>
+          <w:tblCellSpacing w:w="15" w:type="dxa"/>
+        </w:trPr>
+        <w:tc>
+          <w:tcPr>
+            <w:tcW w:w="0" w:type="auto"/>
+            <w:vAlign w:val="center"/>
+            <w:hideMark/>
+          </w:tcPr>
+          <w:p>
+            <w:r>
+              <w:rPr>
+                <w:b/>
+                <w:bCs/>
+              </w:rPr>
+              <w:t>stagnation</w:t>
+            </w:r>
+          </w:p>
+        </w:tc>
+        <w:tc>
+          <w:tcPr>
+            <w:tcW w:w="0" w:type="auto"/>
+            <w:vAlign w:val="center"/>
+            <w:hideMark/>
+          </w:tcPr>
+          <w:p>
+            <w:r>
+              <w:rPr>
+                <w:b/>
+                <w:bCs/>
+              </w:rPr>
+              <w:t>更难</w:t>
+            </w:r>
+          </w:p>
+        </w:tc>
+        <w:tc>
+          <w:tcPr>
+            <w:tcW w:w="0" w:type="auto"/>
+            <w:vAlign w:val="center"/>
+            <w:hideMark/>
+          </w:tcPr>
+          <w:p>
+            <w:r>
+              <w:t>解题进展停滞、无收益步骤多</w:t>
+            </w:r>
+          </w:p>
+        </w:tc>
+      </w:tr>
+      <w:tr>
+        <w:trPr>
+          <w:tblCellSpacing w:w="15" w:type="dxa"/>
+        </w:trPr>
+        <w:tc>
+          <w:tcPr>
+            <w:tcW w:w="0" w:type="auto"/>
+            <w:vAlign w:val="center"/>
+            <w:hideMark/>
+          </w:tcPr>
+          <w:p>
+            <w:proofErr w:type="spellStart"/>
+            <w:r>
+              <w:rPr>
+                <w:b/>
+                <w:bCs/>
+              </w:rPr>
+              <w:t>compression_score</w:t>
+            </w:r>
+            <w:proofErr w:type="spellEnd"/>
+          </w:p>
+        </w:tc>
+        <w:tc>
+          <w:tcPr>
+            <w:tcW w:w="0" w:type="auto"/>
+            <w:vAlign w:val="center"/>
+            <w:hideMark/>
+          </w:tcPr>
+          <w:p>
+            <w:r>
+              <w:rPr>
+                <w:b/>
+                <w:bCs/>
+              </w:rPr>
+              <w:t>更难</w:t>
+            </w:r>
+          </w:p>
+        </w:tc>
+        <w:tc>
+          <w:tcPr>
+            <w:tcW w:w="0" w:type="auto"/>
+            <w:vAlign w:val="center"/>
+            <w:hideMark/>
+          </w:tcPr>
+          <w:p>
+            <w:r>
+              <w:t>资源被压缩，空间</w:t>
+            </w:r>
+            <w:r>
+              <w:t xml:space="preserve"> / </w:t>
+            </w:r>
+            <w:r>
+              <w:t>空列被消耗</w:t>
+            </w:r>
+          </w:p>
+        </w:tc>
+      </w:tr>
+      <w:tr>
+        <w:trPr>
+          <w:tblCellSpacing w:w="15" w:type="dxa"/>
+        </w:trPr>
+        <w:tc>
+          <w:tcPr>
+            <w:tcW w:w="0" w:type="auto"/>
+            <w:vAlign w:val="center"/>
+            <w:hideMark/>
+          </w:tcPr>
+          <w:p>
+            <w:r>
+              <w:rPr>
+                <w:b/>
+                <w:bCs/>
+              </w:rPr>
+              <w:t>efficiency</w:t>
+            </w:r>
+          </w:p>
+        </w:tc>
+        <w:tc>
+          <w:tcPr>
+            <w:tcW w:w="0" w:type="auto"/>
+            <w:vAlign w:val="center"/>
+            <w:hideMark/>
+          </w:tcPr>
+          <w:p>
+            <w:r>
+              <w:rPr>
+                <w:b/>
+                <w:bCs/>
+              </w:rPr>
+              <w:t>更简单</w:t>
+            </w:r>
+          </w:p>
+        </w:tc>
+        <w:tc>
+          <w:tcPr>
+            <w:tcW w:w="0" w:type="auto"/>
+            <w:vAlign w:val="center"/>
+            <w:hideMark/>
+          </w:tcPr>
+          <w:p>
+            <w:r>
+              <w:t>解法质量高、冗余低</w:t>
+            </w:r>
+          </w:p>
+        </w:tc>
+      </w:tr>
+    </w:tbl>
+    <w:p/>
+    <w:p/>
+    <w:p/>
+    <w:p/>
+    <w:p/>
+    <w:p/>
+    <w:p/>
+    <w:p/>
+    <w:p/>
+    <w:p>
+      <w:pPr>
+        <w:rPr>
+          <w:rFonts w:hint="eastAsia"/>
+        </w:rPr>
+      </w:pPr>
+      <w:r>
+        <w:rPr>
+          <w:rFonts w:hint="eastAsia"/>
+        </w:rPr>
+        <w:t>一、重新定义目标：你真正想识别的不是“难”，而是这</w:t>
+      </w:r>
+      <w:r>
+        <w:rPr>
+          <w:rFonts w:hint="eastAsia"/>
+        </w:rPr>
+        <w:t xml:space="preserve"> 4 </w:t>
+      </w:r>
+      <w:r>
+        <w:rPr>
+          <w:rFonts w:hint="eastAsia"/>
+        </w:rPr>
+        <w:t>种状态</w:t>
+      </w:r>
+    </w:p>
+    <w:p/>
+    <w:p>
+      <w:pPr>
+        <w:rPr>
+          <w:rFonts w:hint="eastAsia"/>
+        </w:rPr>
+      </w:pPr>
+      <w:r>
+        <w:rPr>
+          <w:rFonts w:hint="eastAsia"/>
+        </w:rPr>
+        <w:t>每一局</w:t>
+      </w:r>
+      <w:r>
+        <w:rPr>
+          <w:rFonts w:hint="eastAsia"/>
+        </w:rPr>
+        <w:t xml:space="preserve"> Klondike</w:t>
+      </w:r>
+      <w:r>
+        <w:rPr>
+          <w:rFonts w:hint="eastAsia"/>
+        </w:rPr>
+        <w:t>，实际上只会落在以下</w:t>
+      </w:r>
+      <w:r>
+        <w:rPr>
+          <w:rFonts w:hint="eastAsia"/>
+        </w:rPr>
+        <w:t xml:space="preserve"> 4 </w:t>
+      </w:r>
+      <w:r>
+        <w:rPr>
+          <w:rFonts w:hint="eastAsia"/>
+        </w:rPr>
+        <w:t>类之一：</w:t>
+      </w:r>
+    </w:p>
+    <w:p/>
+    <w:p>
+      <w:pPr>
+        <w:rPr>
+          <w:rFonts w:hint="eastAsia"/>
+        </w:rPr>
+      </w:pPr>
+      <w:r>
+        <w:rPr>
+          <w:rFonts w:hint="eastAsia"/>
+        </w:rPr>
+        <w:t>类型</w:t>
+      </w:r>
+      <w:r>
+        <w:rPr>
+          <w:rFonts w:hint="eastAsia"/>
+        </w:rPr>
+        <w:tab/>
+      </w:r>
+      <w:r>
+        <w:rPr>
+          <w:rFonts w:hint="eastAsia"/>
+        </w:rPr>
+        <w:t>含义</w:t>
+      </w:r>
+    </w:p>
+    <w:p>
+      <w:pPr>
+        <w:rPr>
+          <w:rFonts w:hint="eastAsia"/>
+        </w:rPr>
+      </w:pPr>
+      <w:r>
+        <w:rPr>
+          <w:rFonts w:hint="eastAsia"/>
+        </w:rPr>
+        <w:t>A</w:t>
+      </w:r>
+      <w:r>
+        <w:rPr>
+          <w:rFonts w:hint="eastAsia"/>
+        </w:rPr>
+        <w:tab/>
+      </w:r>
+      <w:r>
+        <w:rPr>
+          <w:rFonts w:hint="eastAsia"/>
+        </w:rPr>
+        <w:t>玩家能力不足</w:t>
+      </w:r>
+    </w:p>
+    <w:p>
+      <w:pPr>
+        <w:rPr>
+          <w:rFonts w:hint="eastAsia"/>
+        </w:rPr>
+      </w:pPr>
+      <w:r>
+        <w:rPr>
+          <w:rFonts w:hint="eastAsia"/>
+        </w:rPr>
+        <w:t>B</w:t>
+      </w:r>
+      <w:r>
+        <w:rPr>
+          <w:rFonts w:hint="eastAsia"/>
+        </w:rPr>
+        <w:tab/>
+      </w:r>
+      <w:r>
+        <w:rPr>
+          <w:rFonts w:hint="eastAsia"/>
+        </w:rPr>
+        <w:t>题目结构高压（但可玩）</w:t>
+      </w:r>
+    </w:p>
+    <w:p>
+      <w:pPr>
+        <w:rPr>
+          <w:rFonts w:hint="eastAsia"/>
+        </w:rPr>
+      </w:pPr>
+      <w:r>
+        <w:rPr>
+          <w:rFonts w:hint="eastAsia"/>
+        </w:rPr>
+        <w:t>C</w:t>
+      </w:r>
+      <w:r>
+        <w:rPr>
+          <w:rFonts w:hint="eastAsia"/>
+        </w:rPr>
+        <w:tab/>
+      </w:r>
+      <w:proofErr w:type="gramStart"/>
+      <w:r>
+        <w:rPr>
+          <w:rFonts w:hint="eastAsia"/>
+        </w:rPr>
+        <w:t>题目存在“</w:t>
+      </w:r>
+      <w:proofErr w:type="gramEnd"/>
+      <w:r>
+        <w:rPr>
+          <w:rFonts w:hint="eastAsia"/>
+        </w:rPr>
+        <w:t>高迷惑性陷阱”</w:t>
+      </w:r>
+    </w:p>
+    <w:p>
+      <w:pPr>
+        <w:rPr>
+          <w:rFonts w:hint="eastAsia"/>
+        </w:rPr>
+      </w:pPr>
+      <w:r>
+        <w:rPr>
+          <w:rFonts w:hint="eastAsia"/>
+        </w:rPr>
+        <w:t>D</w:t>
+      </w:r>
+      <w:r>
+        <w:rPr>
+          <w:rFonts w:hint="eastAsia"/>
+        </w:rPr>
+        <w:tab/>
+      </w:r>
+      <w:r>
+        <w:rPr>
+          <w:rFonts w:hint="eastAsia"/>
+        </w:rPr>
+        <w:t>题目结构性不友好</w:t>
+      </w:r>
+      <w:r>
+        <w:rPr>
+          <w:rFonts w:hint="eastAsia"/>
+        </w:rPr>
+        <w:t xml:space="preserve"> / </w:t>
+      </w:r>
+      <w:r>
+        <w:rPr>
+          <w:rFonts w:hint="eastAsia"/>
+        </w:rPr>
+        <w:t>伪难</w:t>
+      </w:r>
+    </w:p>
+    <w:p/>
+    <w:p>
+      <w:pPr>
+        <w:rPr>
+          <w:rFonts w:hint="eastAsia"/>
+        </w:rPr>
+      </w:pPr>
+      <w:r>
+        <w:rPr>
+          <w:rFonts w:ascii="Segoe UI Emoji" w:hAnsi="Segoe UI Emoji" w:cs="Segoe UI Emoji"/>
+        </w:rPr>
+        <w:t>👉</w:t>
+      </w:r>
+      <w:r>
+        <w:rPr>
+          <w:rFonts w:hint="eastAsia"/>
+        </w:rPr>
+        <w:t xml:space="preserve"> </w:t>
+      </w:r>
+      <w:r>
+        <w:rPr>
+          <w:rFonts w:hint="eastAsia"/>
+        </w:rPr>
+        <w:t>你现在缺的是：能把</w:t>
+      </w:r>
+      <w:r>
+        <w:rPr>
+          <w:rFonts w:hint="eastAsia"/>
+        </w:rPr>
+        <w:t xml:space="preserve"> B / C / D </w:t>
+      </w:r>
+      <w:r>
+        <w:rPr>
+          <w:rFonts w:hint="eastAsia"/>
+        </w:rPr>
+        <w:t>区分开的参数</w:t>
+      </w:r>
+    </w:p>
+    <w:p/>
+    <w:p>
+      <w:pPr>
+        <w:rPr>
+          <w:rFonts w:hint="eastAsia"/>
+        </w:rPr>
+      </w:pPr>
+      <w:r>
+        <w:rPr>
+          <w:rFonts w:hint="eastAsia"/>
+        </w:rPr>
+        <w:t>二、从“动作级行为”入手（不是结果）</w:t>
+      </w:r>
+    </w:p>
+    <w:p/>
+    <w:p>
+      <w:pPr>
+        <w:rPr>
+          <w:rFonts w:hint="eastAsia"/>
+        </w:rPr>
+      </w:pPr>
+      <w:r>
+        <w:rPr>
+          <w:rFonts w:hint="eastAsia"/>
+        </w:rPr>
+        <w:t>下面这些指标全部不需要最优解，但强相关难度。</w:t>
+      </w:r>
+    </w:p>
+    <w:p/>
+    <w:p>
+      <w:r>
+        <w:t>1️</w:t>
+      </w:r>
+      <w:r>
+        <w:rPr>
+          <w:rFonts w:ascii="Segoe UI Symbol" w:hAnsi="Segoe UI Symbol" w:cs="Segoe UI Symbol"/>
+        </w:rPr>
+        <w:t>⃣</w:t>
+      </w:r>
+      <w:r>
+        <w:t xml:space="preserve"> </w:t>
+      </w:r>
+      <w:r>
+        <w:rPr>
+          <w:rFonts w:hint="eastAsia"/>
+        </w:rPr>
+        <w:t>有效推进率（</w:t>
+      </w:r>
+      <w:r>
+        <w:t>Effective Progress Rate, EPR</w:t>
+      </w:r>
+      <w:r>
+        <w:rPr>
+          <w:rFonts w:hint="eastAsia"/>
+        </w:rPr>
+        <w:t>）</w:t>
+      </w:r>
+    </w:p>
+    <w:p>
+      <w:pPr>
+        <w:rPr>
+          <w:rFonts w:hint="eastAsia"/>
+        </w:rPr>
+      </w:pPr>
+      <w:r>
+        <w:rPr>
+          <w:rFonts w:hint="eastAsia"/>
+        </w:rPr>
+        <w:t>定义</w:t>
+      </w:r>
+    </w:p>
+    <w:p/>
+    <w:p>
+      <w:pPr>
+        <w:rPr>
+          <w:rFonts w:hint="eastAsia"/>
+        </w:rPr>
+      </w:pPr>
+      <w:proofErr w:type="gramStart"/>
+      <w:r>
+        <w:rPr>
+          <w:rFonts w:hint="eastAsia"/>
+        </w:rPr>
+        <w:t>玩家每</w:t>
+      </w:r>
+      <w:proofErr w:type="gramEnd"/>
+      <w:r>
+        <w:rPr>
+          <w:rFonts w:hint="eastAsia"/>
+        </w:rPr>
+        <w:t xml:space="preserve"> N </w:t>
+      </w:r>
+      <w:r>
+        <w:rPr>
+          <w:rFonts w:hint="eastAsia"/>
+        </w:rPr>
+        <w:t>步中，真正带来“结构进展”的比例</w:t>
+      </w:r>
+    </w:p>
+    <w:p/>
+    <w:p>
+      <w:pPr>
+        <w:rPr>
+          <w:rFonts w:hint="eastAsia"/>
+        </w:rPr>
+      </w:pPr>
+      <w:r>
+        <w:rPr>
+          <w:rFonts w:hint="eastAsia"/>
+        </w:rPr>
+        <w:t>进展定义（满足其一）</w:t>
+      </w:r>
+    </w:p>
+    <w:p/>
+    <w:p>
+      <w:pPr>
+        <w:rPr>
+          <w:rFonts w:hint="eastAsia"/>
+        </w:rPr>
+      </w:pPr>
+      <w:r>
+        <w:rPr>
+          <w:rFonts w:hint="eastAsia"/>
+        </w:rPr>
+        <w:t>翻开新</w:t>
+      </w:r>
+      <w:r>
+        <w:rPr>
+          <w:rFonts w:hint="eastAsia"/>
+        </w:rPr>
+        <w:t xml:space="preserve"> face-down </w:t>
+      </w:r>
+      <w:r>
+        <w:rPr>
+          <w:rFonts w:hint="eastAsia"/>
+        </w:rPr>
+        <w:t>牌</w:t>
+      </w:r>
+    </w:p>
+    <w:p/>
+    <w:p>
+      <w:r>
+        <w:t>foundation +1</w:t>
+      </w:r>
+    </w:p>
+    <w:p/>
+    <w:p>
+      <w:pPr>
+        <w:rPr>
+          <w:rFonts w:hint="eastAsia"/>
+        </w:rPr>
+      </w:pPr>
+      <w:r>
+        <w:rPr>
+          <w:rFonts w:hint="eastAsia"/>
+        </w:rPr>
+        <w:t>减少</w:t>
+      </w:r>
+      <w:r>
+        <w:rPr>
+          <w:rFonts w:hint="eastAsia"/>
+        </w:rPr>
+        <w:t xml:space="preserve"> tableau face-down </w:t>
+      </w:r>
+      <w:r>
+        <w:rPr>
+          <w:rFonts w:hint="eastAsia"/>
+        </w:rPr>
+        <w:t>总数</w:t>
+      </w:r>
+    </w:p>
+    <w:p/>
+    <w:p>
+      <w:pPr>
+        <w:rPr>
+          <w:rFonts w:hint="eastAsia"/>
+        </w:rPr>
+      </w:pPr>
+      <w:r>
+        <w:rPr>
+          <w:rFonts w:hint="eastAsia"/>
+        </w:rPr>
+        <w:t>新增空列</w:t>
+      </w:r>
+    </w:p>
+    <w:p/>
+    <w:p>
+      <w:r>
+        <w:t xml:space="preserve">EPR = </w:t>
+      </w:r>
+      <w:proofErr w:type="spellStart"/>
+      <w:r>
+        <w:t>effective_moves</w:t>
+      </w:r>
+      <w:proofErr w:type="spellEnd"/>
+      <w:r>
+        <w:t xml:space="preserve"> / </w:t>
+      </w:r>
+      <w:proofErr w:type="spellStart"/>
+      <w:r>
+        <w:t>total_moves</w:t>
+      </w:r>
+      <w:proofErr w:type="spellEnd"/>
+    </w:p>
+    <w:p/>
+    <w:p>
+      <w:pPr>
+        <w:rPr>
+          <w:rFonts w:hint="eastAsia"/>
+        </w:rPr>
+      </w:pPr>
+      <w:r>
+        <w:rPr>
+          <w:rFonts w:hint="eastAsia"/>
+        </w:rPr>
+        <w:t>解读</w:t>
+      </w:r>
+    </w:p>
+    <w:p/>
+    <w:p>
+      <w:pPr>
+        <w:rPr>
+          <w:rFonts w:hint="eastAsia"/>
+        </w:rPr>
+      </w:pPr>
+      <w:r>
+        <w:rPr>
+          <w:rFonts w:hint="eastAsia"/>
+        </w:rPr>
+        <w:t>低</w:t>
+      </w:r>
+      <w:r>
+        <w:rPr>
+          <w:rFonts w:hint="eastAsia"/>
+        </w:rPr>
+        <w:t xml:space="preserve"> EPR + </w:t>
+      </w:r>
+      <w:r>
+        <w:rPr>
+          <w:rFonts w:hint="eastAsia"/>
+        </w:rPr>
+        <w:t>高操作数</w:t>
+      </w:r>
+      <w:r>
+        <w:rPr>
+          <w:rFonts w:hint="eastAsia"/>
+        </w:rPr>
+        <w:t xml:space="preserve"> = </w:t>
+      </w:r>
+      <w:r>
+        <w:rPr>
+          <w:rFonts w:hint="eastAsia"/>
+        </w:rPr>
+        <w:t>题目逼迫试错</w:t>
+      </w:r>
+    </w:p>
+    <w:p/>
+    <w:p>
+      <w:r>
+        <w:t>2️</w:t>
+      </w:r>
+      <w:r>
+        <w:rPr>
+          <w:rFonts w:ascii="Segoe UI Symbol" w:hAnsi="Segoe UI Symbol" w:cs="Segoe UI Symbol"/>
+        </w:rPr>
+        <w:t>⃣</w:t>
+      </w:r>
+      <w:r>
+        <w:t xml:space="preserve"> </w:t>
+      </w:r>
+      <w:r>
+        <w:rPr>
+          <w:rFonts w:hint="eastAsia"/>
+        </w:rPr>
+        <w:t>决策震荡指数（</w:t>
+      </w:r>
+      <w:r>
+        <w:t>Decision Oscillation Index, DOI</w:t>
+      </w:r>
+      <w:r>
+        <w:rPr>
+          <w:rFonts w:hint="eastAsia"/>
+        </w:rPr>
+        <w:t>）</w:t>
+      </w:r>
+    </w:p>
+    <w:p>
+      <w:pPr>
+        <w:rPr>
+          <w:rFonts w:hint="eastAsia"/>
+        </w:rPr>
+      </w:pPr>
+      <w:r>
+        <w:rPr>
+          <w:rFonts w:hint="eastAsia"/>
+        </w:rPr>
+        <w:t>定义</w:t>
+      </w:r>
+    </w:p>
+    <w:p/>
+    <w:p>
+      <w:pPr>
+        <w:rPr>
+          <w:rFonts w:hint="eastAsia"/>
+        </w:rPr>
+      </w:pPr>
+      <w:r>
+        <w:rPr>
+          <w:rFonts w:hint="eastAsia"/>
+        </w:rPr>
+        <w:t>玩家在相同结构区域反复来回操作的频率</w:t>
+      </w:r>
+    </w:p>
+    <w:p/>
+    <w:p>
+      <w:pPr>
+        <w:rPr>
+          <w:rFonts w:hint="eastAsia"/>
+        </w:rPr>
+      </w:pPr>
+      <w:r>
+        <w:rPr>
+          <w:rFonts w:hint="eastAsia"/>
+        </w:rPr>
+        <w:t>计算</w:t>
+      </w:r>
+    </w:p>
+    <w:p/>
+    <w:p>
+      <w:pPr>
+        <w:rPr>
+          <w:rFonts w:hint="eastAsia"/>
+        </w:rPr>
+      </w:pPr>
+      <w:r>
+        <w:rPr>
+          <w:rFonts w:hint="eastAsia"/>
+        </w:rPr>
+        <w:t>检测</w:t>
+      </w:r>
+      <w:r>
+        <w:rPr>
+          <w:rFonts w:hint="eastAsia"/>
+        </w:rPr>
+        <w:t xml:space="preserve"> A</w:t>
+      </w:r>
+      <w:r>
+        <w:rPr>
+          <w:rFonts w:hint="eastAsia"/>
+        </w:rPr>
+        <w:t>→</w:t>
+      </w:r>
+      <w:r>
+        <w:rPr>
+          <w:rFonts w:hint="eastAsia"/>
+        </w:rPr>
+        <w:t>B</w:t>
+      </w:r>
+      <w:r>
+        <w:rPr>
+          <w:rFonts w:hint="eastAsia"/>
+        </w:rPr>
+        <w:t>→</w:t>
+      </w:r>
+      <w:r>
+        <w:rPr>
+          <w:rFonts w:hint="eastAsia"/>
+        </w:rPr>
+        <w:t xml:space="preserve">A </w:t>
+      </w:r>
+      <w:r>
+        <w:rPr>
+          <w:rFonts w:hint="eastAsia"/>
+        </w:rPr>
+        <w:t>的</w:t>
+      </w:r>
+      <w:r>
+        <w:rPr>
+          <w:rFonts w:hint="eastAsia"/>
+        </w:rPr>
+        <w:t xml:space="preserve"> move pattern</w:t>
+      </w:r>
+    </w:p>
+    <w:p/>
+    <w:p>
+      <w:pPr>
+        <w:rPr>
+          <w:rFonts w:hint="eastAsia"/>
+        </w:rPr>
+      </w:pPr>
+      <w:r>
+        <w:rPr>
+          <w:rFonts w:hint="eastAsia"/>
+        </w:rPr>
+        <w:t>或状态</w:t>
+      </w:r>
+      <w:r>
+        <w:rPr>
+          <w:rFonts w:hint="eastAsia"/>
+        </w:rPr>
+        <w:t xml:space="preserve"> hash </w:t>
+      </w:r>
+      <w:r>
+        <w:rPr>
+          <w:rFonts w:hint="eastAsia"/>
+        </w:rPr>
+        <w:t>重复出现</w:t>
+      </w:r>
+    </w:p>
+    <w:p/>
+    <w:p>
+      <w:r>
+        <w:t xml:space="preserve">DOI = </w:t>
+      </w:r>
+      <w:proofErr w:type="spellStart"/>
+      <w:r>
+        <w:t>oscillation_moves</w:t>
+      </w:r>
+      <w:proofErr w:type="spellEnd"/>
+      <w:r>
+        <w:t xml:space="preserve"> / </w:t>
+      </w:r>
+      <w:proofErr w:type="spellStart"/>
+      <w:r>
+        <w:t>total_moves</w:t>
+      </w:r>
+      <w:proofErr w:type="spellEnd"/>
+    </w:p>
+    <w:p/>
+    <w:p>
+      <w:pPr>
+        <w:rPr>
+          <w:rFonts w:hint="eastAsia"/>
+        </w:rPr>
+      </w:pPr>
+      <w:r>
+        <w:rPr>
+          <w:rFonts w:hint="eastAsia"/>
+        </w:rPr>
+        <w:t>解读</w:t>
+      </w:r>
+    </w:p>
+    <w:p/>
+    <w:p>
+      <w:pPr>
+        <w:rPr>
+          <w:rFonts w:hint="eastAsia"/>
+        </w:rPr>
+      </w:pPr>
+      <w:r>
+        <w:rPr>
+          <w:rFonts w:hint="eastAsia"/>
+        </w:rPr>
+        <w:t>高</w:t>
+      </w:r>
+      <w:r>
+        <w:rPr>
+          <w:rFonts w:hint="eastAsia"/>
+        </w:rPr>
+        <w:t xml:space="preserve"> DOI </w:t>
+      </w:r>
+      <w:r>
+        <w:rPr>
+          <w:rFonts w:hint="eastAsia"/>
+        </w:rPr>
+        <w:t>≈</w:t>
+      </w:r>
+      <w:r>
+        <w:rPr>
+          <w:rFonts w:hint="eastAsia"/>
+        </w:rPr>
+        <w:t xml:space="preserve"> </w:t>
+      </w:r>
+      <w:r>
+        <w:rPr>
+          <w:rFonts w:hint="eastAsia"/>
+        </w:rPr>
+        <w:t>玩家看不清正确方向</w:t>
+      </w:r>
+    </w:p>
+    <w:p/>
+    <w:p>
+      <w:pPr>
+        <w:rPr>
+          <w:rFonts w:hint="eastAsia"/>
+        </w:rPr>
+      </w:pPr>
+      <w:r>
+        <w:rPr>
+          <w:rFonts w:hint="eastAsia"/>
+        </w:rPr>
+        <w:t>极强的“伪难”信号</w:t>
+      </w:r>
+    </w:p>
+    <w:p/>
+    <w:p>
+      <w:r>
+        <w:t>3️</w:t>
+      </w:r>
+      <w:r>
+        <w:rPr>
+          <w:rFonts w:ascii="Segoe UI Symbol" w:hAnsi="Segoe UI Symbol" w:cs="Segoe UI Symbol"/>
+        </w:rPr>
+        <w:t>⃣</w:t>
+      </w:r>
+      <w:r>
+        <w:t xml:space="preserve"> </w:t>
+      </w:r>
+      <w:r>
+        <w:rPr>
+          <w:rFonts w:hint="eastAsia"/>
+        </w:rPr>
+        <w:t>被迫动作比例（</w:t>
+      </w:r>
+      <w:r>
+        <w:t>Forced Move Ratio, FMR</w:t>
+      </w:r>
+      <w:r>
+        <w:rPr>
+          <w:rFonts w:hint="eastAsia"/>
+        </w:rPr>
+        <w:t>）</w:t>
+      </w:r>
+    </w:p>
+    <w:p>
+      <w:pPr>
+        <w:rPr>
+          <w:rFonts w:hint="eastAsia"/>
+        </w:rPr>
+      </w:pPr>
+      <w:r>
+        <w:rPr>
+          <w:rFonts w:hint="eastAsia"/>
+        </w:rPr>
+        <w:t>定义</w:t>
+      </w:r>
+    </w:p>
+    <w:p/>
+    <w:p>
+      <w:pPr>
+        <w:rPr>
+          <w:rFonts w:hint="eastAsia"/>
+        </w:rPr>
+      </w:pPr>
+      <w:r>
+        <w:rPr>
+          <w:rFonts w:hint="eastAsia"/>
+        </w:rPr>
+        <w:t>在当前状态下，只有</w:t>
+      </w:r>
+      <w:r>
+        <w:rPr>
+          <w:rFonts w:hint="eastAsia"/>
+        </w:rPr>
+        <w:t xml:space="preserve"> 0-1 </w:t>
+      </w:r>
+      <w:proofErr w:type="gramStart"/>
+      <w:r>
+        <w:rPr>
+          <w:rFonts w:hint="eastAsia"/>
+        </w:rPr>
+        <w:t>个</w:t>
+      </w:r>
+      <w:proofErr w:type="gramEnd"/>
+      <w:r>
+        <w:rPr>
+          <w:rFonts w:hint="eastAsia"/>
+        </w:rPr>
+        <w:t>合理动作的比例</w:t>
+      </w:r>
+    </w:p>
+    <w:p/>
+    <w:p>
+      <w:pPr>
+        <w:rPr>
+          <w:rFonts w:hint="eastAsia"/>
+        </w:rPr>
+      </w:pPr>
+      <w:r>
+        <w:rPr>
+          <w:rFonts w:hint="eastAsia"/>
+        </w:rPr>
+        <w:t>实现</w:t>
+      </w:r>
+    </w:p>
+    <w:p/>
+    <w:p>
+      <w:pPr>
+        <w:rPr>
+          <w:rFonts w:hint="eastAsia"/>
+        </w:rPr>
+      </w:pPr>
+      <w:r>
+        <w:rPr>
+          <w:rFonts w:hint="eastAsia"/>
+        </w:rPr>
+        <w:t>每一步计算</w:t>
+      </w:r>
+      <w:r>
+        <w:rPr>
+          <w:rFonts w:hint="eastAsia"/>
+        </w:rPr>
+        <w:t xml:space="preserve"> </w:t>
+      </w:r>
+      <w:proofErr w:type="spellStart"/>
+      <w:r>
+        <w:rPr>
+          <w:rFonts w:hint="eastAsia"/>
+        </w:rPr>
+        <w:t>legal_moves_count</w:t>
+      </w:r>
+      <w:proofErr w:type="spellEnd"/>
+    </w:p>
+    <w:p/>
+    <w:p>
+      <w:pPr>
+        <w:rPr>
+          <w:rFonts w:hint="eastAsia"/>
+        </w:rPr>
+      </w:pPr>
+      <w:r>
+        <w:rPr>
+          <w:rFonts w:hint="eastAsia"/>
+        </w:rPr>
+        <w:t>≤</w:t>
+      </w:r>
+      <w:r>
+        <w:rPr>
+          <w:rFonts w:hint="eastAsia"/>
+        </w:rPr>
+        <w:t xml:space="preserve">1 </w:t>
+      </w:r>
+      <w:r>
+        <w:rPr>
+          <w:rFonts w:hint="eastAsia"/>
+        </w:rPr>
+        <w:t>→</w:t>
+      </w:r>
+      <w:r>
+        <w:rPr>
+          <w:rFonts w:hint="eastAsia"/>
+        </w:rPr>
+        <w:t xml:space="preserve"> forced</w:t>
+      </w:r>
+    </w:p>
+    <w:p/>
+    <w:p>
+      <w:r>
+        <w:t xml:space="preserve">FMR = </w:t>
+      </w:r>
+      <w:proofErr w:type="spellStart"/>
+      <w:r>
+        <w:t>forced_steps</w:t>
+      </w:r>
+      <w:proofErr w:type="spellEnd"/>
+      <w:r>
+        <w:t xml:space="preserve"> / </w:t>
+      </w:r>
+      <w:proofErr w:type="spellStart"/>
+      <w:r>
+        <w:t>total_steps</w:t>
+      </w:r>
+      <w:proofErr w:type="spellEnd"/>
+    </w:p>
+    <w:p/>
+    <w:p>
+      <w:pPr>
+        <w:rPr>
+          <w:rFonts w:hint="eastAsia"/>
+        </w:rPr>
+      </w:pPr>
+      <w:r>
+        <w:rPr>
+          <w:rFonts w:hint="eastAsia"/>
+        </w:rPr>
+        <w:t>解读</w:t>
+      </w:r>
+    </w:p>
+    <w:p/>
+    <w:p>
+      <w:pPr>
+        <w:rPr>
+          <w:rFonts w:hint="eastAsia"/>
+        </w:rPr>
+      </w:pPr>
+      <w:r>
+        <w:rPr>
+          <w:rFonts w:hint="eastAsia"/>
+        </w:rPr>
+        <w:t>高</w:t>
+      </w:r>
+      <w:r>
+        <w:rPr>
+          <w:rFonts w:hint="eastAsia"/>
+        </w:rPr>
+        <w:t xml:space="preserve"> FMR </w:t>
+      </w:r>
+      <w:r>
+        <w:rPr>
+          <w:rFonts w:hint="eastAsia"/>
+        </w:rPr>
+        <w:t>≠</w:t>
+      </w:r>
+      <w:r>
+        <w:rPr>
+          <w:rFonts w:hint="eastAsia"/>
+        </w:rPr>
+        <w:t xml:space="preserve"> </w:t>
+      </w:r>
+      <w:r>
+        <w:rPr>
+          <w:rFonts w:hint="eastAsia"/>
+        </w:rPr>
+        <w:t>易</w:t>
+      </w:r>
+    </w:p>
+    <w:p/>
+    <w:p>
+      <w:pPr>
+        <w:rPr>
+          <w:rFonts w:hint="eastAsia"/>
+        </w:rPr>
+      </w:pPr>
+      <w:r>
+        <w:rPr>
+          <w:rFonts w:hint="eastAsia"/>
+        </w:rPr>
+        <w:t>高</w:t>
+      </w:r>
+      <w:r>
+        <w:rPr>
+          <w:rFonts w:hint="eastAsia"/>
+        </w:rPr>
+        <w:t xml:space="preserve"> FMR + </w:t>
+      </w:r>
+      <w:r>
+        <w:rPr>
+          <w:rFonts w:hint="eastAsia"/>
+        </w:rPr>
+        <w:t>低</w:t>
+      </w:r>
+      <w:r>
+        <w:rPr>
+          <w:rFonts w:hint="eastAsia"/>
+        </w:rPr>
+        <w:t xml:space="preserve"> EPR = </w:t>
+      </w:r>
+      <w:r>
+        <w:rPr>
+          <w:rFonts w:hint="eastAsia"/>
+        </w:rPr>
+        <w:t>高压结构</w:t>
+      </w:r>
+    </w:p>
+    <w:p/>
+    <w:p>
+      <w:r>
+        <w:t>4️</w:t>
+      </w:r>
+      <w:r>
+        <w:rPr>
+          <w:rFonts w:ascii="Segoe UI Symbol" w:hAnsi="Segoe UI Symbol" w:cs="Segoe UI Symbol"/>
+        </w:rPr>
+        <w:t>⃣</w:t>
+      </w:r>
+      <w:r>
+        <w:t xml:space="preserve"> </w:t>
+      </w:r>
+      <w:r>
+        <w:rPr>
+          <w:rFonts w:hint="eastAsia"/>
+        </w:rPr>
+        <w:t>延迟奖励深度（</w:t>
+      </w:r>
+      <w:r>
+        <w:t>Delayed Reward Depth, DRD</w:t>
+      </w:r>
+      <w:r>
+        <w:rPr>
+          <w:rFonts w:hint="eastAsia"/>
+        </w:rPr>
+        <w:t>）</w:t>
+      </w:r>
+    </w:p>
+    <w:p>
+      <w:pPr>
+        <w:rPr>
+          <w:rFonts w:hint="eastAsia"/>
+        </w:rPr>
+      </w:pPr>
+      <w:r>
+        <w:rPr>
+          <w:rFonts w:hint="eastAsia"/>
+        </w:rPr>
+        <w:t>定义</w:t>
+      </w:r>
+    </w:p>
+    <w:p/>
+    <w:p>
+      <w:pPr>
+        <w:rPr>
+          <w:rFonts w:hint="eastAsia"/>
+        </w:rPr>
+      </w:pPr>
+      <w:r>
+        <w:rPr>
+          <w:rFonts w:hint="eastAsia"/>
+        </w:rPr>
+        <w:t>在获得一次“明显进展”前，需要连续执行的非进展步数</w:t>
+      </w:r>
+    </w:p>
+    <w:p/>
+    <w:p>
+      <w:r>
+        <w:t>DRD = avg(</w:t>
+      </w:r>
+      <w:proofErr w:type="spellStart"/>
+      <w:r>
+        <w:t>non_progress_moves_before_progress</w:t>
+      </w:r>
+      <w:proofErr w:type="spellEnd"/>
+      <w:r>
+        <w:t>)</w:t>
+      </w:r>
+    </w:p>
+    <w:p/>
+    <w:p>
+      <w:pPr>
+        <w:rPr>
+          <w:rFonts w:hint="eastAsia"/>
+        </w:rPr>
+      </w:pPr>
+      <w:r>
+        <w:rPr>
+          <w:rFonts w:hint="eastAsia"/>
+        </w:rPr>
+        <w:t>解读</w:t>
+      </w:r>
+    </w:p>
+    <w:p/>
+    <w:p>
+      <w:pPr>
+        <w:rPr>
+          <w:rFonts w:hint="eastAsia"/>
+        </w:rPr>
+      </w:pPr>
+      <w:r>
+        <w:rPr>
+          <w:rFonts w:hint="eastAsia"/>
+        </w:rPr>
+        <w:t xml:space="preserve">DRD </w:t>
+      </w:r>
+      <w:r>
+        <w:rPr>
+          <w:rFonts w:hint="eastAsia"/>
+        </w:rPr>
+        <w:t>高</w:t>
+      </w:r>
+      <w:r>
+        <w:rPr>
+          <w:rFonts w:hint="eastAsia"/>
+        </w:rPr>
+        <w:t xml:space="preserve"> </w:t>
+      </w:r>
+      <w:r>
+        <w:rPr>
+          <w:rFonts w:hint="eastAsia"/>
+        </w:rPr>
+        <w:t>→</w:t>
+      </w:r>
+      <w:r>
+        <w:rPr>
+          <w:rFonts w:hint="eastAsia"/>
+        </w:rPr>
+        <w:t xml:space="preserve"> </w:t>
+      </w:r>
+      <w:r>
+        <w:rPr>
+          <w:rFonts w:hint="eastAsia"/>
+        </w:rPr>
+        <w:t>需要前瞻与忍耐</w:t>
+      </w:r>
+    </w:p>
+    <w:p/>
+    <w:p>
+      <w:pPr>
+        <w:rPr>
+          <w:rFonts w:hint="eastAsia"/>
+        </w:rPr>
+      </w:pPr>
+      <w:r>
+        <w:rPr>
+          <w:rFonts w:hint="eastAsia"/>
+        </w:rPr>
+        <w:t>对中低段</w:t>
+      </w:r>
+      <w:proofErr w:type="gramStart"/>
+      <w:r>
+        <w:rPr>
+          <w:rFonts w:hint="eastAsia"/>
+        </w:rPr>
+        <w:t>玩家极</w:t>
+      </w:r>
+      <w:proofErr w:type="gramEnd"/>
+      <w:r>
+        <w:rPr>
+          <w:rFonts w:hint="eastAsia"/>
+        </w:rPr>
+        <w:t>不友好</w:t>
+      </w:r>
+    </w:p>
+    <w:p/>
+    <w:p>
+      <w:r>
+        <w:t>5️</w:t>
+      </w:r>
+      <w:r>
+        <w:rPr>
+          <w:rFonts w:ascii="Segoe UI Symbol" w:hAnsi="Segoe UI Symbol" w:cs="Segoe UI Symbol"/>
+        </w:rPr>
+        <w:t>⃣</w:t>
+      </w:r>
+      <w:r>
+        <w:t xml:space="preserve"> </w:t>
+      </w:r>
+      <w:r>
+        <w:rPr>
+          <w:rFonts w:hint="eastAsia"/>
+        </w:rPr>
+        <w:t>错误代价曲线（</w:t>
+      </w:r>
+      <w:r>
+        <w:t>Mistake Cost Curve, MCC</w:t>
+      </w:r>
+      <w:r>
+        <w:rPr>
+          <w:rFonts w:hint="eastAsia"/>
+        </w:rPr>
+        <w:t>）</w:t>
+      </w:r>
+    </w:p>
+    <w:p>
+      <w:pPr>
+        <w:rPr>
+          <w:rFonts w:hint="eastAsia"/>
+        </w:rPr>
+      </w:pPr>
+      <w:r>
+        <w:rPr>
+          <w:rFonts w:hint="eastAsia"/>
+        </w:rPr>
+        <w:t>定义</w:t>
+      </w:r>
+    </w:p>
+    <w:p/>
+    <w:p>
+      <w:pPr>
+        <w:rPr>
+          <w:rFonts w:hint="eastAsia"/>
+        </w:rPr>
+      </w:pPr>
+      <w:r>
+        <w:rPr>
+          <w:rFonts w:hint="eastAsia"/>
+        </w:rPr>
+        <w:t>一次错误后，恢复到</w:t>
+      </w:r>
+      <w:proofErr w:type="gramStart"/>
+      <w:r>
+        <w:rPr>
+          <w:rFonts w:hint="eastAsia"/>
+        </w:rPr>
+        <w:t>原进展</w:t>
+      </w:r>
+      <w:proofErr w:type="gramEnd"/>
+      <w:r>
+        <w:rPr>
+          <w:rFonts w:hint="eastAsia"/>
+        </w:rPr>
+        <w:t>水平所需的步数</w:t>
+      </w:r>
+    </w:p>
+    <w:p/>
+    <w:p>
+      <w:pPr>
+        <w:rPr>
+          <w:rFonts w:hint="eastAsia"/>
+        </w:rPr>
+      </w:pPr>
+      <w:r>
+        <w:rPr>
+          <w:rFonts w:hint="eastAsia"/>
+        </w:rPr>
+        <w:lastRenderedPageBreak/>
+        <w:t>计算</w:t>
+      </w:r>
+    </w:p>
+    <w:p/>
+    <w:p>
+      <w:pPr>
+        <w:rPr>
+          <w:rFonts w:hint="eastAsia"/>
+        </w:rPr>
+      </w:pPr>
+      <w:r>
+        <w:rPr>
+          <w:rFonts w:hint="eastAsia"/>
+        </w:rPr>
+        <w:t>检测进展回退</w:t>
+      </w:r>
+    </w:p>
+    <w:p/>
+    <w:p>
+      <w:pPr>
+        <w:rPr>
+          <w:rFonts w:hint="eastAsia"/>
+        </w:rPr>
+      </w:pPr>
+      <w:r>
+        <w:rPr>
+          <w:rFonts w:hint="eastAsia"/>
+        </w:rPr>
+        <w:t>统计恢复步数</w:t>
+      </w:r>
+    </w:p>
+    <w:p/>
+    <w:p>
+      <w:r>
+        <w:t>MCC = avg(</w:t>
+      </w:r>
+      <w:proofErr w:type="spellStart"/>
+      <w:r>
+        <w:t>recovery_steps</w:t>
+      </w:r>
+      <w:proofErr w:type="spellEnd"/>
+      <w:r>
+        <w:t>)</w:t>
+      </w:r>
+    </w:p>
+    <w:p/>
+    <w:p>
+      <w:pPr>
+        <w:rPr>
+          <w:rFonts w:hint="eastAsia"/>
+        </w:rPr>
+      </w:pPr>
+      <w:r>
+        <w:rPr>
+          <w:rFonts w:hint="eastAsia"/>
+        </w:rPr>
+        <w:t>解读</w:t>
+      </w:r>
+    </w:p>
+    <w:p/>
+    <w:p>
+      <w:pPr>
+        <w:rPr>
+          <w:rFonts w:hint="eastAsia"/>
+        </w:rPr>
+      </w:pPr>
+      <w:r>
+        <w:rPr>
+          <w:rFonts w:hint="eastAsia"/>
+        </w:rPr>
+        <w:t xml:space="preserve">MCC </w:t>
+      </w:r>
+      <w:r>
+        <w:rPr>
+          <w:rFonts w:hint="eastAsia"/>
+        </w:rPr>
+        <w:t>高</w:t>
+      </w:r>
+      <w:r>
+        <w:rPr>
+          <w:rFonts w:hint="eastAsia"/>
+        </w:rPr>
+        <w:t xml:space="preserve"> </w:t>
+      </w:r>
+      <w:r>
+        <w:rPr>
+          <w:rFonts w:hint="eastAsia"/>
+        </w:rPr>
+        <w:t>→</w:t>
+      </w:r>
+      <w:r>
+        <w:rPr>
+          <w:rFonts w:hint="eastAsia"/>
+        </w:rPr>
+        <w:t xml:space="preserve"> </w:t>
+      </w:r>
+      <w:r>
+        <w:rPr>
+          <w:rFonts w:hint="eastAsia"/>
+        </w:rPr>
+        <w:t>高惩罚题目</w:t>
+      </w:r>
+    </w:p>
+    <w:p/>
+    <w:p>
+      <w:pPr>
+        <w:rPr>
+          <w:rFonts w:hint="eastAsia"/>
+        </w:rPr>
+      </w:pPr>
+      <w:r>
+        <w:rPr>
+          <w:rFonts w:hint="eastAsia"/>
+        </w:rPr>
+        <w:t>不需要知道“致命牌”</w:t>
+      </w:r>
+    </w:p>
+    <w:p/>
+    <w:p>
+      <w:r>
+        <w:t>6️</w:t>
+      </w:r>
+      <w:r>
+        <w:rPr>
+          <w:rFonts w:ascii="Segoe UI Symbol" w:hAnsi="Segoe UI Symbol" w:cs="Segoe UI Symbol"/>
+        </w:rPr>
+        <w:t>⃣</w:t>
+      </w:r>
+      <w:r>
+        <w:t xml:space="preserve"> </w:t>
+      </w:r>
+      <w:r>
+        <w:rPr>
+          <w:rFonts w:hint="eastAsia"/>
+        </w:rPr>
+        <w:t>信息释放延迟（</w:t>
+      </w:r>
+      <w:r>
+        <w:t>Information Release Lag, IRL</w:t>
+      </w:r>
+      <w:r>
+        <w:rPr>
+          <w:rFonts w:hint="eastAsia"/>
+        </w:rPr>
+        <w:t>）</w:t>
+      </w:r>
+    </w:p>
+    <w:p>
+      <w:pPr>
+        <w:rPr>
+          <w:rFonts w:hint="eastAsia"/>
+        </w:rPr>
+      </w:pPr>
+      <w:r>
+        <w:rPr>
+          <w:rFonts w:hint="eastAsia"/>
+        </w:rPr>
+        <w:t>定义</w:t>
+      </w:r>
+    </w:p>
+    <w:p/>
+    <w:p>
+      <w:pPr>
+        <w:rPr>
+          <w:rFonts w:hint="eastAsia"/>
+        </w:rPr>
+      </w:pPr>
+      <w:r>
+        <w:rPr>
+          <w:rFonts w:hint="eastAsia"/>
+        </w:rPr>
+        <w:t>翻开新牌的时间分布是否集中在后段</w:t>
+      </w:r>
+    </w:p>
+    <w:p/>
+    <w:p>
+      <w:r>
+        <w:t xml:space="preserve">IRL = </w:t>
+      </w:r>
+      <w:proofErr w:type="gramStart"/>
+      <w:r>
+        <w:t>avg(</w:t>
+      </w:r>
+      <w:proofErr w:type="spellStart"/>
+      <w:proofErr w:type="gramEnd"/>
+      <w:r>
+        <w:t>time_of_flip</w:t>
+      </w:r>
+      <w:proofErr w:type="spellEnd"/>
+      <w:r>
+        <w:t xml:space="preserve"> / </w:t>
+      </w:r>
+      <w:proofErr w:type="spellStart"/>
+      <w:r>
+        <w:t>total_time</w:t>
+      </w:r>
+      <w:proofErr w:type="spellEnd"/>
+      <w:r>
+        <w:t>)</w:t>
+      </w:r>
+    </w:p>
+    <w:p/>
+    <w:p>
+      <w:pPr>
+        <w:rPr>
+          <w:rFonts w:hint="eastAsia"/>
+        </w:rPr>
+      </w:pPr>
+      <w:r>
+        <w:rPr>
+          <w:rFonts w:hint="eastAsia"/>
+        </w:rPr>
+        <w:t>解读</w:t>
+      </w:r>
+    </w:p>
+    <w:p/>
+    <w:p>
+      <w:pPr>
+        <w:rPr>
+          <w:rFonts w:hint="eastAsia"/>
+        </w:rPr>
+      </w:pPr>
+      <w:r>
+        <w:rPr>
+          <w:rFonts w:hint="eastAsia"/>
+        </w:rPr>
+        <w:t xml:space="preserve">IRL &gt; 0.6 </w:t>
+      </w:r>
+      <w:r>
+        <w:rPr>
+          <w:rFonts w:hint="eastAsia"/>
+        </w:rPr>
+        <w:t>→</w:t>
+      </w:r>
+      <w:r>
+        <w:rPr>
+          <w:rFonts w:hint="eastAsia"/>
+        </w:rPr>
+        <w:t xml:space="preserve"> </w:t>
+      </w:r>
+      <w:r>
+        <w:rPr>
+          <w:rFonts w:hint="eastAsia"/>
+        </w:rPr>
+        <w:t>后期才给信息</w:t>
+      </w:r>
+      <w:r>
+        <w:rPr>
+          <w:rFonts w:hint="eastAsia"/>
+        </w:rPr>
+        <w:t xml:space="preserve"> </w:t>
+      </w:r>
+      <w:r>
+        <w:rPr>
+          <w:rFonts w:hint="eastAsia"/>
+        </w:rPr>
+        <w:t>→</w:t>
+      </w:r>
+      <w:r>
+        <w:rPr>
+          <w:rFonts w:hint="eastAsia"/>
+        </w:rPr>
+        <w:t xml:space="preserve"> </w:t>
+      </w:r>
+      <w:r>
+        <w:rPr>
+          <w:rFonts w:hint="eastAsia"/>
+        </w:rPr>
+        <w:t>强挫败感</w:t>
+      </w:r>
+    </w:p>
+    <w:p/>
+    <w:p>
+      <w:r>
+        <w:lastRenderedPageBreak/>
+        <w:t>7️</w:t>
+      </w:r>
+      <w:r>
+        <w:rPr>
+          <w:rFonts w:ascii="Segoe UI Symbol" w:hAnsi="Segoe UI Symbol" w:cs="Segoe UI Symbol"/>
+        </w:rPr>
+        <w:t>⃣</w:t>
+      </w:r>
+      <w:r>
+        <w:t xml:space="preserve"> Stock </w:t>
+      </w:r>
+      <w:r>
+        <w:rPr>
+          <w:rFonts w:hint="eastAsia"/>
+        </w:rPr>
+        <w:t>决策压力指数（</w:t>
+      </w:r>
+      <w:r>
+        <w:t>Stock Pressure Index, SPI</w:t>
+      </w:r>
+      <w:r>
+        <w:rPr>
+          <w:rFonts w:hint="eastAsia"/>
+        </w:rPr>
+        <w:t>）</w:t>
+      </w:r>
+    </w:p>
+    <w:p>
+      <w:pPr>
+        <w:rPr>
+          <w:rFonts w:hint="eastAsia"/>
+        </w:rPr>
+      </w:pPr>
+      <w:r>
+        <w:rPr>
+          <w:rFonts w:hint="eastAsia"/>
+        </w:rPr>
+        <w:t>定义</w:t>
+      </w:r>
+    </w:p>
+    <w:p/>
+    <w:p>
+      <w:pPr>
+        <w:rPr>
+          <w:rFonts w:hint="eastAsia"/>
+        </w:rPr>
+      </w:pPr>
+      <w:r>
+        <w:rPr>
+          <w:rFonts w:hint="eastAsia"/>
+        </w:rPr>
+        <w:t>抽牌后立即能产生有效推进的比例</w:t>
+      </w:r>
+    </w:p>
+    <w:p/>
+    <w:p>
+      <w:r>
+        <w:t xml:space="preserve">SPI = </w:t>
+      </w:r>
+      <w:proofErr w:type="spellStart"/>
+      <w:r>
+        <w:t>effective_stock_moves</w:t>
+      </w:r>
+      <w:proofErr w:type="spellEnd"/>
+      <w:r>
+        <w:t xml:space="preserve"> / </w:t>
+      </w:r>
+      <w:proofErr w:type="spellStart"/>
+      <w:r>
+        <w:t>total_stock_moves</w:t>
+      </w:r>
+      <w:proofErr w:type="spellEnd"/>
+    </w:p>
+    <w:p/>
+    <w:p>
+      <w:pPr>
+        <w:rPr>
+          <w:rFonts w:hint="eastAsia"/>
+        </w:rPr>
+      </w:pPr>
+      <w:r>
+        <w:rPr>
+          <w:rFonts w:hint="eastAsia"/>
+        </w:rPr>
+        <w:t>解读</w:t>
+      </w:r>
+    </w:p>
+    <w:p/>
+    <w:p>
+      <w:pPr>
+        <w:rPr>
+          <w:rFonts w:hint="eastAsia"/>
+        </w:rPr>
+      </w:pPr>
+      <w:r>
+        <w:rPr>
+          <w:rFonts w:hint="eastAsia"/>
+        </w:rPr>
+        <w:t xml:space="preserve">SPI </w:t>
+      </w:r>
+      <w:r>
+        <w:rPr>
+          <w:rFonts w:hint="eastAsia"/>
+        </w:rPr>
+        <w:t>低</w:t>
+      </w:r>
+      <w:r>
+        <w:rPr>
+          <w:rFonts w:hint="eastAsia"/>
+        </w:rPr>
+        <w:t xml:space="preserve"> </w:t>
+      </w:r>
+      <w:r>
+        <w:rPr>
+          <w:rFonts w:hint="eastAsia"/>
+        </w:rPr>
+        <w:t>→</w:t>
+      </w:r>
+      <w:r>
+        <w:rPr>
+          <w:rFonts w:hint="eastAsia"/>
+        </w:rPr>
+        <w:t xml:space="preserve"> </w:t>
+      </w:r>
+      <w:proofErr w:type="gramStart"/>
+      <w:r>
+        <w:rPr>
+          <w:rFonts w:hint="eastAsia"/>
+        </w:rPr>
+        <w:t>抽牌多为“</w:t>
+      </w:r>
+      <w:proofErr w:type="gramEnd"/>
+      <w:r>
+        <w:rPr>
+          <w:rFonts w:hint="eastAsia"/>
+        </w:rPr>
+        <w:t>赌命”</w:t>
+      </w:r>
+    </w:p>
+    <w:p/>
+    <w:p>
+      <w:r>
+        <w:t>8️</w:t>
+      </w:r>
+      <w:r>
+        <w:rPr>
+          <w:rFonts w:ascii="Segoe UI Symbol" w:hAnsi="Segoe UI Symbol" w:cs="Segoe UI Symbol"/>
+        </w:rPr>
+        <w:t>⃣</w:t>
+      </w:r>
+      <w:r>
+        <w:t xml:space="preserve"> </w:t>
+      </w:r>
+      <w:r>
+        <w:rPr>
+          <w:rFonts w:hint="eastAsia"/>
+        </w:rPr>
+        <w:t>局面熵下降速率（</w:t>
+      </w:r>
+      <w:r>
+        <w:t>State Entropy Decay, SED</w:t>
+      </w:r>
+      <w:r>
+        <w:rPr>
+          <w:rFonts w:hint="eastAsia"/>
+        </w:rPr>
+        <w:t>）</w:t>
+      </w:r>
+    </w:p>
+    <w:p>
+      <w:pPr>
+        <w:rPr>
+          <w:rFonts w:hint="eastAsia"/>
+        </w:rPr>
+      </w:pPr>
+      <w:r>
+        <w:rPr>
+          <w:rFonts w:hint="eastAsia"/>
+        </w:rPr>
+        <w:t>定义</w:t>
+      </w:r>
+    </w:p>
+    <w:p/>
+    <w:p>
+      <w:pPr>
+        <w:rPr>
+          <w:rFonts w:hint="eastAsia"/>
+        </w:rPr>
+      </w:pPr>
+      <w:r>
+        <w:rPr>
+          <w:rFonts w:hint="eastAsia"/>
+        </w:rPr>
+        <w:t>局面复杂度随时间是否下降</w:t>
+      </w:r>
+    </w:p>
+    <w:p/>
+    <w:p>
+      <w:pPr>
+        <w:rPr>
+          <w:rFonts w:hint="eastAsia"/>
+        </w:rPr>
+      </w:pPr>
+      <w:r>
+        <w:rPr>
+          <w:rFonts w:hint="eastAsia"/>
+        </w:rPr>
+        <w:t>简化计算</w:t>
+      </w:r>
+    </w:p>
+    <w:p>
+      <w:proofErr w:type="spellStart"/>
+      <w:r>
+        <w:t>entropy_t</w:t>
+      </w:r>
+      <w:proofErr w:type="spellEnd"/>
+      <w:r>
+        <w:t xml:space="preserve"> = log(</w:t>
+      </w:r>
+      <w:proofErr w:type="spellStart"/>
+      <w:r>
+        <w:t>legal_moves_count</w:t>
+      </w:r>
+      <w:proofErr w:type="spellEnd"/>
+      <w:r>
+        <w:t>)</w:t>
+      </w:r>
+    </w:p>
+    <w:p>
+      <w:r>
+        <w:t>SED = -d(</w:t>
+      </w:r>
+      <w:proofErr w:type="spellStart"/>
+      <w:r>
+        <w:t>entropy_t</w:t>
+      </w:r>
+      <w:proofErr w:type="spellEnd"/>
+      <w:r>
+        <w:t>)/dt</w:t>
+      </w:r>
+    </w:p>
+    <w:p/>
+    <w:p>
+      <w:pPr>
+        <w:rPr>
+          <w:rFonts w:hint="eastAsia"/>
+        </w:rPr>
+      </w:pPr>
+      <w:r>
+        <w:rPr>
+          <w:rFonts w:hint="eastAsia"/>
+        </w:rPr>
+        <w:t>解读</w:t>
+      </w:r>
+    </w:p>
+    <w:p/>
+    <w:p>
+      <w:pPr>
+        <w:rPr>
+          <w:rFonts w:hint="eastAsia"/>
+        </w:rPr>
+      </w:pPr>
+      <w:r>
+        <w:rPr>
+          <w:rFonts w:hint="eastAsia"/>
+        </w:rPr>
+        <w:t xml:space="preserve">SED </w:t>
+      </w:r>
+      <w:r>
+        <w:rPr>
+          <w:rFonts w:hint="eastAsia"/>
+        </w:rPr>
+        <w:t>≈</w:t>
+      </w:r>
+      <w:r>
+        <w:rPr>
+          <w:rFonts w:hint="eastAsia"/>
+        </w:rPr>
+        <w:t xml:space="preserve"> 0 </w:t>
+      </w:r>
+      <w:r>
+        <w:rPr>
+          <w:rFonts w:hint="eastAsia"/>
+        </w:rPr>
+        <w:t>或负</w:t>
+      </w:r>
+      <w:r>
+        <w:rPr>
+          <w:rFonts w:hint="eastAsia"/>
+        </w:rPr>
+        <w:t xml:space="preserve"> </w:t>
+      </w:r>
+      <w:r>
+        <w:rPr>
+          <w:rFonts w:hint="eastAsia"/>
+        </w:rPr>
+        <w:t>→</w:t>
+      </w:r>
+      <w:r>
+        <w:rPr>
+          <w:rFonts w:hint="eastAsia"/>
+        </w:rPr>
+        <w:t xml:space="preserve"> </w:t>
+      </w:r>
+      <w:r>
+        <w:rPr>
+          <w:rFonts w:hint="eastAsia"/>
+        </w:rPr>
+        <w:t>越玩越乱（非常差）</w:t>
+      </w:r>
+    </w:p>
+    <w:p/>
+    <w:p>
+      <w:pPr>
+        <w:rPr>
+          <w:rFonts w:hint="eastAsia"/>
+        </w:rPr>
+      </w:pPr>
+      <w:r>
+        <w:rPr>
+          <w:rFonts w:hint="eastAsia"/>
+        </w:rPr>
+        <w:t>三、把“玩家行为”反推为“题目属性”</w:t>
+      </w:r>
+    </w:p>
+    <w:p/>
+    <w:p>
+      <w:pPr>
+        <w:rPr>
+          <w:rFonts w:hint="eastAsia"/>
+        </w:rPr>
+      </w:pPr>
+      <w:r>
+        <w:rPr>
+          <w:rFonts w:hint="eastAsia"/>
+        </w:rPr>
+        <w:t>你不需要知道最优解，只需要知道：</w:t>
+      </w:r>
+    </w:p>
+    <w:p/>
+    <w:p>
+      <w:pPr>
+        <w:rPr>
+          <w:rFonts w:hint="eastAsia"/>
+        </w:rPr>
+      </w:pPr>
+      <w:r>
+        <w:rPr>
+          <w:rFonts w:hint="eastAsia"/>
+        </w:rPr>
+        <w:t>“大多数玩家在这道题上是怎么痛苦的”</w:t>
+      </w:r>
+    </w:p>
+    <w:p/>
+    <w:p>
+      <w:pPr>
+        <w:rPr>
+          <w:rFonts w:hint="eastAsia"/>
+        </w:rPr>
+      </w:pPr>
+      <w:r>
+        <w:rPr>
+          <w:rFonts w:hint="eastAsia"/>
+        </w:rPr>
+        <w:t>题目层聚合（</w:t>
+      </w:r>
+      <w:r>
+        <w:rPr>
+          <w:rFonts w:hint="eastAsia"/>
+        </w:rPr>
+        <w:t>Deal-level</w:t>
+      </w:r>
+      <w:r>
+        <w:rPr>
+          <w:rFonts w:hint="eastAsia"/>
+        </w:rPr>
+        <w:t>）</w:t>
+      </w:r>
+    </w:p>
+    <w:p>
+      <w:proofErr w:type="spellStart"/>
+      <w:r>
+        <w:t>DealProfile</w:t>
+      </w:r>
+      <w:proofErr w:type="spellEnd"/>
+      <w:r>
+        <w:t xml:space="preserve"> = {</w:t>
+      </w:r>
+    </w:p>
+    <w:p>
+      <w:r>
+        <w:t xml:space="preserve">  </w:t>
+      </w:r>
+      <w:proofErr w:type="spellStart"/>
+      <w:r>
+        <w:t>avg_EPR</w:t>
+      </w:r>
+      <w:proofErr w:type="spellEnd"/>
+      <w:r>
+        <w:t>,</w:t>
+      </w:r>
+    </w:p>
+    <w:p>
+      <w:r>
+        <w:t xml:space="preserve">  </w:t>
+      </w:r>
+      <w:proofErr w:type="spellStart"/>
+      <w:r>
+        <w:t>avg_DOI</w:t>
+      </w:r>
+      <w:proofErr w:type="spellEnd"/>
+      <w:r>
+        <w:t>,</w:t>
+      </w:r>
+    </w:p>
+    <w:p>
+      <w:r>
+        <w:t xml:space="preserve">  </w:t>
+      </w:r>
+      <w:proofErr w:type="spellStart"/>
+      <w:r>
+        <w:t>avg_FMR</w:t>
+      </w:r>
+      <w:proofErr w:type="spellEnd"/>
+      <w:r>
+        <w:t>,</w:t>
+      </w:r>
+    </w:p>
+    <w:p>
+      <w:r>
+        <w:t xml:space="preserve">  </w:t>
+      </w:r>
+      <w:proofErr w:type="spellStart"/>
+      <w:r>
+        <w:t>avg_DRD</w:t>
+      </w:r>
+      <w:proofErr w:type="spellEnd"/>
+      <w:r>
+        <w:t>,</w:t>
+      </w:r>
+    </w:p>
+    <w:p>
+      <w:r>
+        <w:t xml:space="preserve">  </w:t>
+      </w:r>
+      <w:proofErr w:type="spellStart"/>
+      <w:r>
+        <w:t>avg_MCC</w:t>
+      </w:r>
+      <w:proofErr w:type="spellEnd"/>
+      <w:r>
+        <w:t>,</w:t>
+      </w:r>
+    </w:p>
+    <w:p>
+      <w:r>
+        <w:t xml:space="preserve">  </w:t>
+      </w:r>
+      <w:proofErr w:type="spellStart"/>
+      <w:r>
+        <w:t>avg_IRL</w:t>
+      </w:r>
+      <w:proofErr w:type="spellEnd"/>
+      <w:r>
+        <w:t>,</w:t>
+      </w:r>
+    </w:p>
+    <w:p>
+      <w:r>
+        <w:t xml:space="preserve">  </w:t>
+      </w:r>
+      <w:proofErr w:type="spellStart"/>
+      <w:r>
+        <w:t>avg_SPI</w:t>
+      </w:r>
+      <w:proofErr w:type="spellEnd"/>
+      <w:r>
+        <w:t>,</w:t>
+      </w:r>
+    </w:p>
+    <w:p>
+      <w:r>
+        <w:t xml:space="preserve">  </w:t>
+      </w:r>
+      <w:proofErr w:type="spellStart"/>
+      <w:r>
+        <w:t>avg_SED</w:t>
+      </w:r>
+      <w:proofErr w:type="spellEnd"/>
+    </w:p>
+    <w:p>
+      <w:r>
+        <w:t>}</w:t>
+      </w:r>
+    </w:p>
+    <w:p/>
+    <w:p>
+      <w:pPr>
+        <w:rPr>
+          <w:rFonts w:hint="eastAsia"/>
+        </w:rPr>
+      </w:pPr>
+      <w:r>
+        <w:rPr>
+          <w:rFonts w:hint="eastAsia"/>
+        </w:rPr>
+        <w:t>四、重新定义“题目真实难度”</w:t>
+      </w:r>
+    </w:p>
+    <w:p>
+      <w:proofErr w:type="spellStart"/>
+      <w:r>
+        <w:t>RealDifficulty</w:t>
+      </w:r>
+      <w:proofErr w:type="spellEnd"/>
+      <w:r>
+        <w:t xml:space="preserve"> =</w:t>
+      </w:r>
+    </w:p>
+    <w:p>
+      <w:r>
+        <w:t xml:space="preserve">  a1*(1 - EPR)</w:t>
+      </w:r>
+    </w:p>
+    <w:p>
+      <w:r>
+        <w:t>+ a2*DOI</w:t>
+      </w:r>
+    </w:p>
+    <w:p>
+      <w:r>
+        <w:t>+ a3*FMR</w:t>
+      </w:r>
+    </w:p>
+    <w:p>
+      <w:r>
+        <w:t>+ a4*DRD</w:t>
+      </w:r>
+    </w:p>
+    <w:p>
+      <w:r>
+        <w:t>+ a5*MCC</w:t>
+      </w:r>
+    </w:p>
+    <w:p>
+      <w:r>
+        <w:t>+ a6*IRL</w:t>
+      </w:r>
+    </w:p>
+    <w:p>
+      <w:r>
+        <w:t>+ a7*(1 - SPI)</w:t>
+      </w:r>
+    </w:p>
+    <w:p>
+      <w:r>
+        <w:lastRenderedPageBreak/>
+        <w:t>- a8*SED</w:t>
+      </w:r>
+    </w:p>
+    <w:p/>
+    <w:p/>
+    <w:p>
+      <w:pPr>
+        <w:rPr>
+          <w:rFonts w:hint="eastAsia"/>
+        </w:rPr>
+      </w:pPr>
+      <w:r>
+        <w:rPr>
+          <w:rFonts w:hint="eastAsia"/>
+        </w:rPr>
+        <w:t>权重用</w:t>
+      </w:r>
+      <w:proofErr w:type="gramStart"/>
+      <w:r>
+        <w:rPr>
+          <w:rFonts w:hint="eastAsia"/>
+        </w:rPr>
+        <w:t>回归学</w:t>
+      </w:r>
+      <w:proofErr w:type="gramEnd"/>
+      <w:r>
+        <w:rPr>
+          <w:rFonts w:hint="eastAsia"/>
+        </w:rPr>
+        <w:t>出来，不靠拍脑袋</w:t>
+      </w:r>
+    </w:p>
+    <w:p/>
+    <w:p>
+      <w:pPr>
+        <w:rPr>
+          <w:rFonts w:hint="eastAsia"/>
+        </w:rPr>
+      </w:pPr>
+      <w:r>
+        <w:rPr>
+          <w:rFonts w:hint="eastAsia"/>
+        </w:rPr>
+        <w:t>五、你现在那套“期望胜率”的正确用法</w:t>
+      </w:r>
+    </w:p>
+    <w:p/>
+    <w:p>
+      <w:pPr>
+        <w:rPr>
+          <w:rFonts w:hint="eastAsia"/>
+        </w:rPr>
+      </w:pPr>
+      <w:r>
+        <w:rPr>
+          <w:rFonts w:hint="eastAsia"/>
+        </w:rPr>
+        <w:t>你之前的设计并没有错，只是层级不够。</w:t>
+      </w:r>
+    </w:p>
+    <w:p/>
+    <w:p>
+      <w:pPr>
+        <w:rPr>
+          <w:rFonts w:hint="eastAsia"/>
+        </w:rPr>
+      </w:pPr>
+      <w:r>
+        <w:rPr>
+          <w:rFonts w:hint="eastAsia"/>
+        </w:rPr>
+        <w:t>正确关系是：</w:t>
+      </w:r>
+    </w:p>
+    <w:p>
+      <w:proofErr w:type="spellStart"/>
+      <w:r>
+        <w:t>ExpectedWinRate</w:t>
+      </w:r>
+      <w:proofErr w:type="spellEnd"/>
+    </w:p>
+    <w:p>
+      <w:pPr>
+        <w:rPr>
+          <w:rFonts w:hint="eastAsia"/>
+        </w:rPr>
+      </w:pPr>
+      <w:r>
+        <w:rPr>
+          <w:rFonts w:hint="eastAsia"/>
+        </w:rPr>
+        <w:t>≈</w:t>
+      </w:r>
+      <w:r>
+        <w:rPr>
+          <w:rFonts w:hint="eastAsia"/>
+        </w:rPr>
+        <w:t xml:space="preserve"> f(</w:t>
+      </w:r>
+      <w:proofErr w:type="spellStart"/>
+      <w:r>
+        <w:rPr>
+          <w:rFonts w:hint="eastAsia"/>
+        </w:rPr>
+        <w:t>RealDifficulty</w:t>
+      </w:r>
+      <w:proofErr w:type="spellEnd"/>
+      <w:r>
+        <w:rPr>
+          <w:rFonts w:hint="eastAsia"/>
+        </w:rPr>
+        <w:t xml:space="preserve">, </w:t>
+      </w:r>
+      <w:proofErr w:type="spellStart"/>
+      <w:r>
+        <w:rPr>
+          <w:rFonts w:hint="eastAsia"/>
+        </w:rPr>
+        <w:t>PlayerSkill</w:t>
+      </w:r>
+      <w:proofErr w:type="spellEnd"/>
+      <w:r>
+        <w:rPr>
+          <w:rFonts w:hint="eastAsia"/>
+        </w:rPr>
+        <w:t>)</w:t>
+      </w:r>
+    </w:p>
+    <w:p/>
+    <w:p/>
+    <w:p>
+      <w:pPr>
+        <w:rPr>
+          <w:rFonts w:hint="eastAsia"/>
+        </w:rPr>
+      </w:pPr>
+      <w:r>
+        <w:rPr>
+          <w:rFonts w:hint="eastAsia"/>
+        </w:rPr>
+        <w:t>而不是：</w:t>
+      </w:r>
+    </w:p>
+    <w:p/>
+    <w:p>
+      <w:pPr>
+        <w:rPr>
+          <w:rFonts w:hint="eastAsia"/>
+        </w:rPr>
+      </w:pPr>
+      <w:proofErr w:type="spellStart"/>
+      <w:r>
+        <w:rPr>
+          <w:rFonts w:hint="eastAsia"/>
+        </w:rPr>
+        <w:t>ExpectedWinRate</w:t>
+      </w:r>
+      <w:proofErr w:type="spellEnd"/>
+      <w:r>
+        <w:rPr>
+          <w:rFonts w:hint="eastAsia"/>
+        </w:rPr>
+        <w:t xml:space="preserve"> </w:t>
+      </w:r>
+      <w:r>
+        <w:rPr>
+          <w:rFonts w:hint="eastAsia"/>
+        </w:rPr>
+        <w:t>≈</w:t>
+      </w:r>
+      <w:r>
+        <w:rPr>
+          <w:rFonts w:hint="eastAsia"/>
+        </w:rPr>
+        <w:t xml:space="preserve"> </w:t>
+      </w:r>
+      <w:proofErr w:type="spellStart"/>
+      <w:r>
+        <w:rPr>
+          <w:rFonts w:hint="eastAsia"/>
+        </w:rPr>
+        <w:t>DifficultyLabel</w:t>
+      </w:r>
+      <w:proofErr w:type="spellEnd"/>
+    </w:p>
+    <w:p/>
+    <w:p>
+      <w:pPr>
+        <w:rPr>
+          <w:rFonts w:hint="eastAsia"/>
+        </w:rPr>
+      </w:pPr>
+      <w:r>
+        <w:rPr>
+          <w:rFonts w:hint="eastAsia"/>
+        </w:rPr>
+        <w:t>六、用这些指标，你终于能区分这三类题</w:t>
+      </w:r>
+    </w:p>
+    <w:p>
+      <w:pPr>
+        <w:rPr>
+          <w:rFonts w:hint="eastAsia"/>
+        </w:rPr>
+      </w:pPr>
+      <w:r>
+        <w:rPr>
+          <w:rFonts w:hint="eastAsia"/>
+        </w:rPr>
+        <w:t>类型</w:t>
+      </w:r>
+      <w:r>
+        <w:rPr>
+          <w:rFonts w:hint="eastAsia"/>
+        </w:rPr>
+        <w:tab/>
+      </w:r>
+      <w:r>
+        <w:rPr>
+          <w:rFonts w:hint="eastAsia"/>
+        </w:rPr>
+        <w:t>行为特征</w:t>
+      </w:r>
+    </w:p>
+    <w:p>
+      <w:pPr>
+        <w:rPr>
+          <w:rFonts w:hint="eastAsia"/>
+        </w:rPr>
+      </w:pPr>
+      <w:r>
+        <w:rPr>
+          <w:rFonts w:hint="eastAsia"/>
+        </w:rPr>
+        <w:t xml:space="preserve">B </w:t>
+      </w:r>
+      <w:r>
+        <w:rPr>
+          <w:rFonts w:hint="eastAsia"/>
+        </w:rPr>
+        <w:t>高压但公平</w:t>
+      </w:r>
+      <w:r>
+        <w:rPr>
+          <w:rFonts w:hint="eastAsia"/>
+        </w:rPr>
+        <w:tab/>
+        <w:t xml:space="preserve">DRD </w:t>
+      </w:r>
+      <w:r>
+        <w:rPr>
+          <w:rFonts w:hint="eastAsia"/>
+        </w:rPr>
+        <w:t>高，</w:t>
+      </w:r>
+      <w:r>
+        <w:rPr>
+          <w:rFonts w:hint="eastAsia"/>
+        </w:rPr>
+        <w:t xml:space="preserve">EPR </w:t>
+      </w:r>
+      <w:r>
+        <w:rPr>
+          <w:rFonts w:hint="eastAsia"/>
+        </w:rPr>
+        <w:t>稳</w:t>
+      </w:r>
+    </w:p>
+    <w:p>
+      <w:pPr>
+        <w:rPr>
+          <w:rFonts w:hint="eastAsia"/>
+        </w:rPr>
+      </w:pPr>
+      <w:r>
+        <w:rPr>
+          <w:rFonts w:hint="eastAsia"/>
+        </w:rPr>
+        <w:t xml:space="preserve">C </w:t>
+      </w:r>
+      <w:r>
+        <w:rPr>
+          <w:rFonts w:hint="eastAsia"/>
+        </w:rPr>
+        <w:t>迷惑陷阱</w:t>
+      </w:r>
+      <w:r>
+        <w:rPr>
+          <w:rFonts w:hint="eastAsia"/>
+        </w:rPr>
+        <w:tab/>
+        <w:t xml:space="preserve">DOI </w:t>
+      </w:r>
+      <w:r>
+        <w:rPr>
+          <w:rFonts w:hint="eastAsia"/>
+        </w:rPr>
+        <w:t>高，</w:t>
+      </w:r>
+      <w:r>
+        <w:rPr>
+          <w:rFonts w:hint="eastAsia"/>
+        </w:rPr>
+        <w:t xml:space="preserve">MCC </w:t>
+      </w:r>
+      <w:r>
+        <w:rPr>
+          <w:rFonts w:hint="eastAsia"/>
+        </w:rPr>
+        <w:t>高</w:t>
+      </w:r>
+    </w:p>
+    <w:p>
+      <w:r>
+        <w:rPr>
+          <w:rFonts w:hint="eastAsia"/>
+        </w:rPr>
+        <w:t xml:space="preserve">D </w:t>
+      </w:r>
+      <w:r>
+        <w:rPr>
+          <w:rFonts w:hint="eastAsia"/>
+        </w:rPr>
+        <w:t>伪难垃圾</w:t>
+      </w:r>
+      <w:r>
+        <w:rPr>
+          <w:rFonts w:hint="eastAsia"/>
+        </w:rPr>
+        <w:tab/>
+        <w:t xml:space="preserve">EPR </w:t>
+      </w:r>
+      <w:r>
+        <w:rPr>
+          <w:rFonts w:hint="eastAsia"/>
+        </w:rPr>
+        <w:t>低，</w:t>
+      </w:r>
+      <w:r>
+        <w:rPr>
+          <w:rFonts w:hint="eastAsia"/>
+        </w:rPr>
+        <w:t xml:space="preserve">SED </w:t>
+      </w:r>
+      <w:r>
+        <w:rPr>
+          <w:rFonts w:hint="eastAsia"/>
+        </w:rPr>
+        <w:t>≤</w:t>
+      </w:r>
+      <w:r>
+        <w:rPr>
+          <w:rFonts w:hint="eastAsia"/>
+        </w:rPr>
+        <w:t xml:space="preserve"> 0</w:t>
+      </w:r>
+    </w:p>
     <w:sectPr>
       <w:pgSz w:w="12240" w:h="15840"/>
       <w:pgMar w:top="1440" w:right="1800" w:bottom="1440" w:left="1800" w:header="720" w:footer="720" w:gutter="0"/>
